--- a/por/docx/25.content.docx
+++ b/por/docx/25.content.docx
@@ -214,7 +214,7 @@
         <w:rPr>
           <w:lang w:val="pt_PT" w:bidi="pt_PT"/>
         </w:rPr>
-        <w:t xml:space="preserve"> Como ficou vazia a cidade antes cheia de povo; como chora a viúva que perdeu o marido; a que era rainha entre as províncias agora serve como escrava.</w:t>
+        <w:t xml:space="preserve"> Como ficou vazia a cidade antes cheia de gente; aquela que era grande entre as nações agora é como uma viúva; a que era rainha entre as províncias agora serve como escrava.</w:t>
       </w:r>
     </w:p>
     <w:p>
@@ -277,7 +277,7 @@
         <w:rPr>
           <w:lang w:val="pt_PT" w:bidi="pt_PT"/>
         </w:rPr>
-        <w:t xml:space="preserve"> Os caminhos de Sião lamentam, porque ninguém vai às festas; os portões estão vazios; os sacerdotes gemem; as jovens sofrem; e Sião está em profunda angústia.</w:t>
+        <w:t xml:space="preserve"> Os caminhos de Sião lamentam, porque ninguém vai às festas; os portões estão vazios; os sacerdotes gemem; as moças se entristecem; e Sião está em profunda angústia.</w:t>
       </w:r>
     </w:p>
     <w:p>
@@ -340,7 +340,7 @@
         <w:rPr>
           <w:lang w:val="pt_PT" w:bidi="pt_PT"/>
         </w:rPr>
-        <w:t xml:space="preserve"> Na servidão, na tristeza e sem morada, Jerusalém se lembra das riquezas e das alegrias de outros dias; quando o povo caiu nas mãos do inimigo, ninguém a socorreu; e ela recorda o riso dos adversários quando foi arruinada.</w:t>
+        <w:t xml:space="preserve"> Nos dias de sua aflição e de seu desabrigo, Jerusalém se lembra das riquezas e das alegrias de outros dias; quando o povo caiu nas mãos do inimigo e ninguém a socorreu; e ela recorda o riso dos adversários quando foi arruinada.</w:t>
       </w:r>
     </w:p>
     <w:p>
@@ -361,7 +361,7 @@
         <w:rPr>
           <w:lang w:val="pt_PT" w:bidi="pt_PT"/>
         </w:rPr>
-        <w:t xml:space="preserve"> Jerusalém pecou gravemente e se tornou impura; por isso, os que a honravam agora a desprezam, pois viram sua nudez e sua humilhação; ela suspira, chora e esconde o rosto, envergonhada.</w:t>
+        <w:t xml:space="preserve"> Jerusalém pecou gravemente e se tornou impura; por isso, os que a honravam agora a desprezam, pois viram sua nudez e sua humilhação; ela geme e se afasta deles.</w:t>
       </w:r>
     </w:p>
     <w:p>
@@ -382,7 +382,7 @@
         <w:rPr>
           <w:lang w:val="pt_PT" w:bidi="pt_PT"/>
         </w:rPr>
-        <w:t xml:space="preserve"> Sua imoralidade ficou marcada, e ela não considerou o fim que viria; por isso, sua queda foi terrível, e não há quem a console; “SENHOR, olha para a minha aflição, pois o inimigo venceu e zomba de mim”.</w:t>
+        <w:t xml:space="preserve"> Sua impureza ficou presa às suas vestes; ela não pensou no que viria depois; por isso, sua queda foi espantosa, e não há quem a console. “SENHOR, vê a minha aflição, pois o inimigo venceu e zomba de mim”.</w:t>
       </w:r>
     </w:p>
     <w:p>
@@ -403,7 +403,7 @@
         <w:rPr>
           <w:lang w:val="pt_PT" w:bidi="pt_PT"/>
         </w:rPr>
-        <w:t xml:space="preserve"> O adversário estendeu a mão sobre tudo o que ela tinha de precioso; ela viu nações entrando no santuário, aquelas que Deus havia proibido de participar da assembleia.</w:t>
+        <w:t xml:space="preserve"> O adversário estendeu a mão sobre tudo o que era precioso para ela; ela viu nações entrando no santuário, aquelas que Deus havia proibido de participar da assembleia.</w:t>
       </w:r>
     </w:p>
     <w:p>
@@ -424,7 +424,7 @@
         <w:rPr>
           <w:lang w:val="pt_PT" w:bidi="pt_PT"/>
         </w:rPr>
-        <w:t xml:space="preserve"> Todo o povo geme de fome; procuram pão com lágrimas; trocam seus tesouros por alimento para não morrer; “SENHOR, repara como fui tratada com desprezo”.</w:t>
+        <w:t xml:space="preserve"> Todo o povo suspira e procura alimento; entrega seus bens preciosos em troca de comida para continuar vivo. “SENHOR, repara como sou tratada com desprezo.</w:t>
       </w:r>
     </w:p>
     <w:p>
@@ -445,7 +445,7 @@
         <w:rPr>
           <w:lang w:val="pt_PT" w:bidi="pt_PT"/>
         </w:rPr>
-        <w:t xml:space="preserve"> "Vocês que passam pelo caminho, isso não lhes diz nada; olhem e vejam se existe dor como a minha; o SENHOR me feriu com severidade no dia de sua ira.</w:t>
+        <w:t xml:space="preserve"> Vocês que passam pelo caminho, isso não lhes diz nada; olhem e vejam se existe dor como a minha; o SENHOR me feriu com severidade no dia de sua ira.</w:t>
       </w:r>
     </w:p>
     <w:p>
@@ -508,7 +508,7 @@
         <w:rPr>
           <w:lang w:val="pt_PT" w:bidi="pt_PT"/>
         </w:rPr>
-        <w:t xml:space="preserve"> O SENHOR dispersou os guerreiros valentes; convocou um exército numeroso para destruir os jovens mais destacados; o SENHOR esmagou a virgem filha de Judá como se pisa uvas no lagar.</w:t>
+        <w:t xml:space="preserve"> O SENHOR dispersou os meus guerreiros valentes; convocou um exército numeroso para destruir os jovens mais destacados; o SENHOR pisou a virgem filha de Judá como uvas no lagar.</w:t>
       </w:r>
     </w:p>
     <w:p>
@@ -529,7 +529,7 @@
         <w:rPr>
           <w:lang w:val="pt_PT" w:bidi="pt_PT"/>
         </w:rPr>
-        <w:t xml:space="preserve"> Por isso eu choro, e meus olhos se desfazem em lágrimas; o Consolador está longe de mim, aquele que poderia renovar meu ânimo; meus filhos ficaram sem esperança, porque o inimigo prevaleceu.</w:t>
+        <w:t xml:space="preserve"> Por isso eu choro, e meus olhos se desfazem em lágrimas; está longe de mim aquele que poderia restaurar meu espírito; meus filhos estão desamparados, porque o inimigo prevaleceu”.</w:t>
       </w:r>
     </w:p>
     <w:p>
@@ -550,7 +550,7 @@
         <w:rPr>
           <w:lang w:val="pt_PT" w:bidi="pt_PT"/>
         </w:rPr>
-        <w:t xml:space="preserve"> Sião estende as mãos em busca de socorro, mas não encontra quem a console. O SENHOR declarou: “Os povos vizinhos se voltarão contra Israel; Jerusalém será vista por todos como algo impuro”.</w:t>
+        <w:t xml:space="preserve"> Sião estende as mãos em busca de socorro, mas não encontra quem a console. O SENHOR declarou: “Os povos vizinhos se voltarão contra Jacó; Jerusalém será vista por todos como algo impuro”.</w:t>
       </w:r>
     </w:p>
     <w:p>
@@ -592,7 +592,7 @@
         <w:rPr>
           <w:lang w:val="pt_PT" w:bidi="pt_PT"/>
         </w:rPr>
-        <w:t xml:space="preserve"> Chamei meus aliados, mas eles me enganaram; sacerdotes e homens experientes morreram na cidade enquanto buscavam algum alimento para matar a fome.</w:t>
+        <w:t xml:space="preserve"> Chamei meus aliados, mas eles me enganaram; sacerdotes e líderes morreram na cidade enquanto buscavam algum alimento para matar a fome.</w:t>
       </w:r>
     </w:p>
     <w:p>
@@ -634,7 +634,7 @@
         <w:rPr>
           <w:lang w:val="pt_PT" w:bidi="pt_PT"/>
         </w:rPr>
-        <w:t xml:space="preserve"> Ouviram os meus gemidos, mas ninguém veio consolar; meus inimigos souberam do meu sofrimento e se alegraram com o castigo que o SENHOR me deu; mas chegará o dia que o SENHOR anunciou, e eles sofrerão e chorarão como eu.</w:t>
+        <w:t xml:space="preserve"> Ouviram os meus gemidos, mas ninguém veio me consolar; meus inimigos souberam do meu sofrimento e se alegraram com o castigo que o SENHOR me deu; mas chegará o dia que o SENHOR anunciou, e eles sofrerão e chorarão como eu.</w:t>
       </w:r>
     </w:p>
     <w:p>
@@ -655,7 +655,7 @@
         <w:rPr>
           <w:lang w:val="pt_PT" w:bidi="pt_PT"/>
         </w:rPr>
-        <w:t xml:space="preserve"> SENHOR, traz à tua vista toda a maldade deles; trata-os como me trataste por causa dos meus pecados; pois meus gemidos não cessam, meu choro continua, e meu coração está fraco".</w:t>
+        <w:t xml:space="preserve"> Que toda a maldade deles chegue diante de ti; trata-os como me trataste por causa dos meus pecados; pois meus gemidos não cessam, meu choro continua, e meu coração está fraco.”</w:t>
       </w:r>
     </w:p>
     <w:p>
@@ -734,7 +734,7 @@
         <w:rPr>
           <w:lang w:val="pt_PT" w:bidi="pt_PT"/>
         </w:rPr>
-        <w:t xml:space="preserve"> Ardendo de indignação, ele cortou toda a força de Israel; retirou a sua proteção quando o inimigo atacou, e foi como chama que consome, queimando por toda a terra de Israel.</w:t>
+        <w:t xml:space="preserve"> Ardendo de indignação, ele cortou toda a força de Israel; retirou a sua proteção quando o inimigo atacou; queimou Jacó como fogo intenso que devora tudo ao redor.</w:t>
       </w:r>
     </w:p>
     <w:p>
@@ -755,7 +755,7 @@
         <w:rPr>
           <w:lang w:val="pt_PT" w:bidi="pt_PT"/>
         </w:rPr>
-        <w:t xml:space="preserve"> Como adversário, armou o arco; como inimigo, firmou a mão direita; com vigor matou os jovens formosos do seu povo, e a ira do SENHOR caiu como fogo sobre a tenda de Sião.</w:t>
+        <w:t xml:space="preserve"> Como adversário, armou o arco; como inimigo, firmou a mão direita; com vigor destruiu tudo o que era agradável de ver, e a ira do SENHOR caiu como fogo sobre a tenda de Sião.</w:t>
       </w:r>
     </w:p>
     <w:p>
@@ -797,7 +797,7 @@
         <w:rPr>
           <w:lang w:val="pt_PT" w:bidi="pt_PT"/>
         </w:rPr>
-        <w:t xml:space="preserve"> Ele destruiu a sua morada com força, como se arranca um canteiro; desfez o lugar de reunião do povo, e o SENHOR fez esquecer festas e sábados; em sua ira rejeitou rei e sacerdote.</w:t>
+        <w:t xml:space="preserve"> Ele destruiu a sua morada com força, como se fosse um jardim; desfez o lugar de reunião do povo, e o SENHOR fez Sião esquecer suas festas fixas e seus sábados; em sua ira rejeitou rei e sacerdote.</w:t>
       </w:r>
     </w:p>
     <w:p>
@@ -860,7 +860,7 @@
         <w:rPr>
           <w:lang w:val="pt_PT" w:bidi="pt_PT"/>
         </w:rPr>
-        <w:t xml:space="preserve"> Os portões de Jerusalém perderam o uso; o SENHOR quebrou as trancas; seus reis e príncipes foram levados como escravos para terras distantes, onde a lei não é conhecida nem honrada, e seus profetas já não recebem visões do SENHOR.</w:t>
+        <w:t xml:space="preserve"> Os portões de Jerusalém perderam o uso; o SENHOR quebrou as trancas; seus reis e príncipes foram levados ao exílio para terras distantes, onde a lei não é conhecida nem honrada, e seus profetas já não recebem visões do SENHOR.</w:t>
       </w:r>
     </w:p>
     <w:p>
@@ -923,7 +923,7 @@
         <w:rPr>
           <w:lang w:val="pt_PT" w:bidi="pt_PT"/>
         </w:rPr>
-        <w:t xml:space="preserve"> Eles clamam às mães, chorando: “Onde encontraremos pão e bebida?”; caem pelas ruas como feridos e derramam a vida nos braços de suas mães.</w:t>
+        <w:t xml:space="preserve"> Eles clamam às mães, chorando: “Onde encontraremos pão e bebida?”; caem pelas ruas como feridos e morrem lentamente nos braços maternos.</w:t>
       </w:r>
     </w:p>
     <w:p>
@@ -1028,7 +1028,7 @@
         <w:rPr>
           <w:lang w:val="pt_PT" w:bidi="pt_PT"/>
         </w:rPr>
-        <w:t xml:space="preserve"> O SENHOR fez o que determinou; cumpriu a palavra que havia ordenado desde tempos antigos; derrubou sem compaixão, fez o inimigo alegrar-se com sua queda e levantou o poder dos seus adversários.</w:t>
+        <w:t xml:space="preserve"> O SENHOR fez o que determinou; cumpriu a palavra que havia ordenado desde tempos antigos; derrubou Jerusalém sem compaixão, fez o inimigo alegrar-se com sua queda e levantou o poder dos seus adversários.</w:t>
       </w:r>
     </w:p>
     <w:p>
@@ -1049,7 +1049,7 @@
         <w:rPr>
           <w:lang w:val="pt_PT" w:bidi="pt_PT"/>
         </w:rPr>
-        <w:t xml:space="preserve"> O coração do povo clama ao SENHOR; ó muro da cidade de Sião, deixem as lágrimas correr como um rio, dia e noite; não concedam descanso a si mesmos, nem permitam repouso à menina dos seus olhos.</w:t>
+        <w:t xml:space="preserve"> O coração do povo clama ao SENHOR; ó muro da cidade de Sião, deixem as lágrimas correr como um rio, dia e noite; não concedam descanso a si mesmos, nem permitam que seus olhos parem de chorar.</w:t>
       </w:r>
     </w:p>
     <w:p>
@@ -1133,7 +1133,7 @@
         <w:rPr>
           <w:lang w:val="pt_PT" w:bidi="pt_PT"/>
         </w:rPr>
-        <w:t xml:space="preserve"> “O terror que me cerca e a destruição que me alcança vieram de ti, de todos os lados; naquele dia terrível, o dia da tua ira, ninguém escapou; os filhos que criei com carinho foram mortos pelo inimigo”.</w:t>
+        <w:t xml:space="preserve"> Como quem convoca um dia de festa, tu chamaste terrores contra mim por todos os lados; naquele dia terrível, o dia da tua ira, ninguém escapou nem sobreviveu; aqueles que carreguei e criei, meu inimigo exterminou.”</w:t>
       </w:r>
     </w:p>
     <w:p>
@@ -1212,7 +1212,7 @@
         <w:rPr>
           <w:lang w:val="pt_PT" w:bidi="pt_PT"/>
         </w:rPr>
-        <w:t xml:space="preserve"> Sim, ele voltou a sua mão contra mim; de dia e de noite o seu peso caiu sobre mim.</w:t>
+        <w:t xml:space="preserve"> Sim, ele voltou sua mão contra mim repetidas vezes, o tempo todo.</w:t>
       </w:r>
     </w:p>
     <w:p>
@@ -1254,7 +1254,7 @@
         <w:rPr>
           <w:lang w:val="pt_PT" w:bidi="pt_PT"/>
         </w:rPr>
-        <w:t xml:space="preserve"> Ele se levantou contra mim como em guerra; cercou-me de dor e de sofrimento.</w:t>
+        <w:t xml:space="preserve"> Ele me cercou por todos os lados e me envolveu em amargura e pesar.</w:t>
       </w:r>
     </w:p>
     <w:p>
@@ -1296,7 +1296,7 @@
         <w:rPr>
           <w:lang w:val="pt_PT" w:bidi="pt_PT"/>
         </w:rPr>
-        <w:t xml:space="preserve"> Ele me cercou com muros altos; estou preso e não encontro saída; ele pôs correntes pesadas nos meus pés.</w:t>
+        <w:t xml:space="preserve"> Ele me cercou com muros altos; não posso escapar; ele pôs correntes pesadas nos meus pés.</w:t>
       </w:r>
     </w:p>
     <w:p>
@@ -1359,7 +1359,7 @@
         <w:rPr>
           <w:lang w:val="pt_PT" w:bidi="pt_PT"/>
         </w:rPr>
-        <w:t xml:space="preserve"> Ele ficou à espreita contra mim como urso; como leão, aguardou para atacar.</w:t>
+        <w:t xml:space="preserve"> Ele ficou à espreita contra mim como um urso; como um leão escondido.</w:t>
       </w:r>
     </w:p>
     <w:p>
@@ -1380,7 +1380,7 @@
         <w:rPr>
           <w:lang w:val="pt_PT" w:bidi="pt_PT"/>
         </w:rPr>
-        <w:t xml:space="preserve"> Ele me tirou do caminho, arrastou-me e me despedaçou; deixou-me sozinho e abandonado.</w:t>
+        <w:t xml:space="preserve"> Ele me tirou do caminho e me despedaçou; deixou-me abandonado.</w:t>
       </w:r>
     </w:p>
     <w:p>
@@ -1464,7 +1464,7 @@
         <w:rPr>
           <w:lang w:val="pt_PT" w:bidi="pt_PT"/>
         </w:rPr>
-        <w:t xml:space="preserve"> Ele me encheu de amargura; ele me deu fel até eu ficar satisfeito.</w:t>
+        <w:t xml:space="preserve"> Ele me encheu de amargura e me deu fel até eu ficar farto.</w:t>
       </w:r>
     </w:p>
     <w:p>
@@ -1485,7 +1485,7 @@
         <w:rPr>
           <w:lang w:val="pt_PT" w:bidi="pt_PT"/>
         </w:rPr>
-        <w:t xml:space="preserve"> Ele me fez cair com o rosto no chão e quebrou os meus dentes nas pedras.</w:t>
+        <w:t xml:space="preserve"> Ele quebrou os meus dentes com pedras e me pisoteou no pó.</w:t>
       </w:r>
     </w:p>
     <w:p>
@@ -1506,7 +1506,7 @@
         <w:rPr>
           <w:lang w:val="pt_PT" w:bidi="pt_PT"/>
         </w:rPr>
-        <w:t xml:space="preserve"> Estou sem paz; e não reconheço mais a alegria.</w:t>
+        <w:t xml:space="preserve"> Estou sem paz; esqueci o que é prosperidade.</w:t>
       </w:r>
     </w:p>
     <w:p>
@@ -1527,7 +1527,7 @@
         <w:rPr>
           <w:lang w:val="pt_PT" w:bidi="pt_PT"/>
         </w:rPr>
-        <w:t xml:space="preserve"> Eu disse: “Minha força acabou, e também a esperança que eu tinha no SENHOR”.</w:t>
+        <w:t xml:space="preserve"> Eu disse: “Meu esplendor se foi, e também a esperança que eu tinha no SENHOR”.</w:t>
       </w:r>
     </w:p>
     <w:p>
@@ -1548,7 +1548,7 @@
         <w:rPr>
           <w:lang w:val="pt_PT" w:bidi="pt_PT"/>
         </w:rPr>
-        <w:t xml:space="preserve"> Ó Deus, lembra-te da minha aflição, do meu amargor e da minha dor.</w:t>
+        <w:t xml:space="preserve"> Lembro-me da minha aflição, da minha amargura e da minha dor.</w:t>
       </w:r>
     </w:p>
     <w:p>
@@ -1611,7 +1611,7 @@
         <w:rPr>
           <w:lang w:val="pt_PT" w:bidi="pt_PT"/>
         </w:rPr>
-        <w:t xml:space="preserve"> O amor leal do SENHOR jamais acaba; por sua misericórdia não fomos consumidos; ela permanece sem fim.</w:t>
+        <w:t xml:space="preserve"> O amor do SENHOR é tão grande que não somos consumidos; suas misericórdias não têm fim.</w:t>
       </w:r>
     </w:p>
     <w:p>
@@ -1632,7 +1632,7 @@
         <w:rPr>
           <w:lang w:val="pt_PT" w:bidi="pt_PT"/>
         </w:rPr>
-        <w:t xml:space="preserve"> Ela se renova a cada manhã; grande é a sua fidelidade.</w:t>
+        <w:t xml:space="preserve"> Elas se renovam a cada manhã; grande é a sua fidelidade.</w:t>
       </w:r>
     </w:p>
     <w:p>
@@ -1674,7 +1674,7 @@
         <w:rPr>
           <w:lang w:val="pt_PT" w:bidi="pt_PT"/>
         </w:rPr>
-        <w:t xml:space="preserve"> O SENHOR é bom para os que nele confiam, para os que o buscam com sinceridade.</w:t>
+        <w:t xml:space="preserve"> O SENHOR é bom para os que nele esperam, para os que o buscam.</w:t>
       </w:r>
     </w:p>
     <w:p>
@@ -1716,7 +1716,7 @@
         <w:rPr>
           <w:lang w:val="pt_PT" w:bidi="pt_PT"/>
         </w:rPr>
-        <w:t xml:space="preserve"> É bom que o homem carregue o seu fardo enquanto ainda é jovem.</w:t>
+        <w:t xml:space="preserve"> É bom que o homem suporte o jugo enquanto ainda é jovem.</w:t>
       </w:r>
     </w:p>
     <w:p>
@@ -1779,7 +1779,7 @@
         <w:rPr>
           <w:lang w:val="pt_PT" w:bidi="pt_PT"/>
         </w:rPr>
-        <w:t xml:space="preserve"> Se alguém o ferir, que ele ofereça a outra face e aceite também os insultos;</w:t>
+        <w:t xml:space="preserve"> Se alguém o ferir, que ofereça a outra face e suporte a desonra.</w:t>
       </w:r>
     </w:p>
     <w:p>
@@ -1947,7 +1947,7 @@
         <w:rPr>
           <w:lang w:val="pt_PT" w:bidi="pt_PT"/>
         </w:rPr>
-        <w:t xml:space="preserve"> Não é da boca do Altíssimo que procedem a alegria e o sofrimento?</w:t>
+        <w:t xml:space="preserve"> Não é da boca do Altíssimo que vêm as desgraças e as bênçãos?</w:t>
       </w:r>
     </w:p>
     <w:p>
@@ -2136,7 +2136,7 @@
         <w:rPr>
           <w:lang w:val="pt_PT" w:bidi="pt_PT"/>
         </w:rPr>
-        <w:t xml:space="preserve"> Vivemos cercados de medo; a solidão, a ruína e a morte caminham conosco”.</w:t>
+        <w:t xml:space="preserve"> Sofremos terror e ciladas, ruína e destruição”.</w:t>
       </w:r>
     </w:p>
     <w:p>
@@ -2157,7 +2157,7 @@
         <w:rPr>
           <w:lang w:val="pt_PT" w:bidi="pt_PT"/>
         </w:rPr>
-        <w:t xml:space="preserve"> Meus olhos derramam lágrimas sem parar; correm como rios por causa da destruição do meu povo.</w:t>
+        <w:t xml:space="preserve"> Dos meus olhos correm rios de lágrimas por causa da destruição do meu povo.</w:t>
       </w:r>
     </w:p>
     <w:p>
@@ -2178,7 +2178,7 @@
         <w:rPr>
           <w:lang w:val="pt_PT" w:bidi="pt_PT"/>
         </w:rPr>
-        <w:t xml:space="preserve"> Meus olhos continuam a chorar, sem descanso e sem pausa.</w:t>
+        <w:t xml:space="preserve"> O choro segue sem cessar,</w:t>
       </w:r>
     </w:p>
     <w:p>
@@ -2199,7 +2199,7 @@
         <w:rPr>
           <w:lang w:val="pt_PT" w:bidi="pt_PT"/>
         </w:rPr>
-        <w:t xml:space="preserve"> Quem dera o SENHOR olhasse do céu e atendesse ao meu clamor.</w:t>
+        <w:t xml:space="preserve"> até que o SENHOR olhe do céu e veja.</w:t>
       </w:r>
     </w:p>
     <w:p>
@@ -2220,7 +2220,7 @@
         <w:rPr>
           <w:lang w:val="pt_PT" w:bidi="pt_PT"/>
         </w:rPr>
-        <w:t xml:space="preserve"> Quando contemplo o que sucede às jovens de Jerusalém, meu coração se parte de tanta aflição.</w:t>
+        <w:t xml:space="preserve"> O que vejo enche minha alma de tristeza, por causa das mulheres da minha cidade.</w:t>
       </w:r>
     </w:p>
     <w:p>
@@ -2241,7 +2241,7 @@
         <w:rPr>
           <w:lang w:val="pt_PT" w:bidi="pt_PT"/>
         </w:rPr>
-        <w:t xml:space="preserve"> Meus inimigos, a quem nunca causei dano, me perseguiram como se eu fosse um pássaro.</w:t>
+        <w:t xml:space="preserve"> Meus inimigos, sem motivo, me caçaram como a um passarinho.</w:t>
       </w:r>
     </w:p>
     <w:p>
@@ -2346,7 +2346,7 @@
         <w:rPr>
           <w:lang w:val="pt_PT" w:bidi="pt_PT"/>
         </w:rPr>
-        <w:t xml:space="preserve"> Sim, tu atendeste ao meu pedido angustiado e me disseste: “Não se apavore”.</w:t>
+        <w:t xml:space="preserve"> Tu te aproximaste quando clamei e disseste: “Não tenha medo”.</w:t>
       </w:r>
     </w:p>
     <w:p>
@@ -2388,7 +2388,7 @@
         <w:rPr>
           <w:lang w:val="pt_PT" w:bidi="pt_PT"/>
         </w:rPr>
-        <w:t xml:space="preserve"> Tu viste a injustiça que fizeram contra mim; sê meu defensor e mostra que tenho razão.</w:t>
+        <w:t xml:space="preserve"> Tu viste a injustiça que fizeram contra mim; julga a minha causa e mostra que tenho razão.</w:t>
       </w:r>
     </w:p>
     <w:p>
@@ -2409,7 +2409,7 @@
         <w:rPr>
           <w:lang w:val="pt_PT" w:bidi="pt_PT"/>
         </w:rPr>
-        <w:t xml:space="preserve"> Tu viste os planos cruéis dos meus inimigos, todas as armadilhas que prepararam.</w:t>
+        <w:t xml:space="preserve"> Tu viste os planos cruéis dos meus inimigos, todas as armadilhas que prepararam contra mim.</w:t>
       </w:r>
     </w:p>
     <w:p>
@@ -2451,7 +2451,7 @@
         <w:rPr>
           <w:lang w:val="pt_PT" w:bidi="pt_PT"/>
         </w:rPr>
-        <w:t xml:space="preserve"> Tu conheces tudo o que falaram de mim e os seus projetos secretos, sussurrados de pessoa em pessoa.</w:t>
+        <w:t xml:space="preserve"> Eles sussurram e murmuram contra mim o tempo todo.</w:t>
       </w:r>
     </w:p>
     <w:p>
@@ -2472,7 +2472,7 @@
         <w:rPr>
           <w:lang w:val="pt_PT" w:bidi="pt_PT"/>
         </w:rPr>
-        <w:t xml:space="preserve"> Tu vês tudo o que fazem; em pé ou sentados, cantam e zombam de mim.</w:t>
+        <w:t xml:space="preserve"> Tu vês tudo o que fazem: sentados ou em pé, cantam e zombam de mim.</w:t>
       </w:r>
     </w:p>
     <w:p>
@@ -2535,7 +2535,7 @@
         <w:rPr>
           <w:lang w:val="pt_PT" w:bidi="pt_PT"/>
         </w:rPr>
-        <w:t xml:space="preserve"> Ó SENHOR, persegue-os na tua ira e apaga-os debaixo dos céus.</w:t>
+        <w:t xml:space="preserve"> Ó SENHOR, persegue-os com tua ira e elimina-os de debaixo dos teus céus.</w:t>
       </w:r>
     </w:p>
     <w:p>
@@ -2572,7 +2572,7 @@
         <w:rPr>
           <w:lang w:val="pt_PT" w:bidi="pt_PT"/>
         </w:rPr>
-        <w:t xml:space="preserve"> Como o ouro perdeu o seu brilho! As paredes do templo, cobertas de ouro, foram derrubadas, e as pedras consagradas ficaram espalhadas pelas ruas.</w:t>
+        <w:t xml:space="preserve"> Como o ouro perdeu o seu brilho! O ouro fino ficou sem cor, e as pedras sagradas foram derrubadas e ficaram espalhadas pelas ruas.</w:t>
       </w:r>
     </w:p>
     <w:p>
@@ -2656,7 +2656,7 @@
         <w:rPr>
           <w:lang w:val="pt_PT" w:bidi="pt_PT"/>
         </w:rPr>
-        <w:t xml:space="preserve"> Os que comiam as melhores comidas desfalecem nas ruas; os que viviam em palácios agora procuram alimento nos montes de lixo.</w:t>
+        <w:t xml:space="preserve"> Os que comiam as melhores comidas agora passam necessidade nas ruas; os que usavam roupas luxuosas estão jogados sobre montes de cinza.</w:t>
       </w:r>
     </w:p>
     <w:p>
@@ -2677,7 +2677,7 @@
         <w:rPr>
           <w:lang w:val="pt_PT" w:bidi="pt_PT"/>
         </w:rPr>
-        <w:t xml:space="preserve"> A culpa da filha do meu povo é maior que a de Sodoma, que foi destruída de repente, sem que mãos humanas a socorressem.</w:t>
+        <w:t xml:space="preserve"> A punição da filha do meu povo é maior que a de Sodoma, que foi destruída de repente, sem que ninguém a socorresse.</w:t>
       </w:r>
     </w:p>
     <w:p>
@@ -2824,7 +2824,7 @@
         <w:rPr>
           <w:lang w:val="pt_PT" w:bidi="pt_PT"/>
         </w:rPr>
-        <w:t xml:space="preserve"> Isso aconteceu por causa dos pecados de seus profetas e de seus sacerdotes, que derramaram sangue inocente dentro dela.</w:t>
+        <w:t xml:space="preserve"> Isso aconteceu por causa dos pecados dos seus profetas e sacerdotes, que derramaram sangue inocente dentro da cidade.</w:t>
       </w:r>
     </w:p>
     <w:p>
@@ -2866,7 +2866,7 @@
         <w:rPr>
           <w:lang w:val="pt_PT" w:bidi="pt_PT"/>
         </w:rPr>
-        <w:t xml:space="preserve"> “Saiam daqui; afastem-se; não se aproximem, porque estão impuros!”, gritam contra eles nas ruas; eles fogem para outras terras, e ali também não lhes permitem ficar.</w:t>
+        <w:t xml:space="preserve"> “Saiam daqui; afastem-se; não se aproximem, impuros!”, gritam contra eles nas ruas; eles fogem para outras terras, e ali também não lhes permitem ficar.</w:t>
       </w:r>
     </w:p>
     <w:p>
@@ -2887,7 +2887,7 @@
         <w:rPr>
           <w:lang w:val="pt_PT" w:bidi="pt_PT"/>
         </w:rPr>
-        <w:t xml:space="preserve"> O SENHOR os dispersou e os espalhou; já não os considera, porque perseguiram sacerdotes e não honraram os anciãos.</w:t>
+        <w:t xml:space="preserve"> O SENHOR os dispersou e os espalhou; já não cuida deles. Ninguém honra os sacerdotes nem respeita os anciãos.</w:t>
       </w:r>
     </w:p>
     <w:p>
@@ -3013,7 +3013,7 @@
         <w:rPr>
           <w:lang w:val="pt_PT" w:bidi="pt_PT"/>
         </w:rPr>
-        <w:t xml:space="preserve"> O castigo de Sião terá fim quando terminar sua servidão; não voltará a ser escrava; mas Ele punirá a sua maldade, ó filha de Edom, e tornará público o seu pecado.</w:t>
+        <w:t xml:space="preserve"> O castigo de Sião vai terminar; o SENHOR não vai prolongar o seu exílio. Mas ele punirá a maldade da filha de Edom e mostrará o seu pecado.</w:t>
       </w:r>
     </w:p>
     <w:p>
@@ -3050,7 +3050,7 @@
         <w:rPr>
           <w:lang w:val="pt_PT" w:bidi="pt_PT"/>
         </w:rPr>
-        <w:t xml:space="preserve"> SENHOR, lembra-te de tudo o que nos aconteceu; olha para a nossa miséria e para a nossa vergonha.</w:t>
+        <w:t xml:space="preserve"> SENHOR, lembra-te de tudo o que nos aconteceu; olha para a nossa vergonha e para a nossa humilhação.</w:t>
       </w:r>
     </w:p>
     <w:p>
@@ -3092,7 +3092,7 @@
         <w:rPr>
           <w:lang w:val="pt_PT" w:bidi="pt_PT"/>
         </w:rPr>
-        <w:t xml:space="preserve"> Tornamo-nos órfãos, sem pai; nossas mães vivem como viúvas.</w:t>
+        <w:t xml:space="preserve"> Tornamo-nos órfãos, sem pai; nossa mãe vive como viúva.</w:t>
       </w:r>
     </w:p>
     <w:p>
@@ -3134,7 +3134,7 @@
         <w:rPr>
           <w:lang w:val="pt_PT" w:bidi="pt_PT"/>
         </w:rPr>
-        <w:t xml:space="preserve"> Os que nos dominaram nos forçam ao trabalho pesado; carregamos fardos e não temos descanso.</w:t>
+        <w:t xml:space="preserve"> Os que nos perseguem estão sobre nós; estamos exaustos e não temos descanso.</w:t>
       </w:r>
     </w:p>
     <w:p>
@@ -3155,7 +3155,7 @@
         <w:rPr>
           <w:lang w:val="pt_PT" w:bidi="pt_PT"/>
         </w:rPr>
-        <w:t xml:space="preserve"> Para obter pão e não morrer de fome, estendemos a mão e pedimos ajuda ao Egito e à Assíria.</w:t>
+        <w:t xml:space="preserve"> Fomos obrigados a depender do Egito e da Assíria para conseguir pão e não morrer de fome.</w:t>
       </w:r>
     </w:p>
     <w:p>
@@ -3176,7 +3176,7 @@
         <w:rPr>
           <w:lang w:val="pt_PT" w:bidi="pt_PT"/>
         </w:rPr>
-        <w:t xml:space="preserve"> Nossos pais pecaram e já não vivem; e nós suportamos o peso das culpas deles.</w:t>
+        <w:t xml:space="preserve"> Nossos pais pecaram e já não vivem; e nós sofremos as consequências dos seus pecados.</w:t>
       </w:r>
     </w:p>
     <w:p>
@@ -3197,7 +3197,7 @@
         <w:rPr>
           <w:lang w:val="pt_PT" w:bidi="pt_PT"/>
         </w:rPr>
-        <w:t xml:space="preserve"> Aqueles que antes estavam sob nosso domínio agora governam sobre nós; e não há quem nos livre da mão deles.</w:t>
+        <w:t xml:space="preserve"> Agora são escravos que mandam em nós, e não há ninguém que nos livre das suas mãos.</w:t>
       </w:r>
     </w:p>
     <w:p>
@@ -3218,7 +3218,7 @@
         <w:rPr>
           <w:lang w:val="pt_PT" w:bidi="pt_PT"/>
         </w:rPr>
-        <w:t xml:space="preserve"> Quem sai para buscar alimento arrisca a vida; a espada do deserto ameaça o caminho.</w:t>
+        <w:t xml:space="preserve"> Quem sai para buscar alimento arrisca a vida, enfrentando o perigo da espada no deserto.</w:t>
       </w:r>
     </w:p>
     <w:p>
@@ -3239,7 +3239,7 @@
         <w:rPr>
           <w:lang w:val="pt_PT" w:bidi="pt_PT"/>
         </w:rPr>
-        <w:t xml:space="preserve"> Nossa pele queima e escurece; a fome nos consome como um fogo.</w:t>
+        <w:t xml:space="preserve"> Nossa pele arde como um forno por causa da fome intensa.</w:t>
       </w:r>
     </w:p>
     <w:p>
@@ -3260,7 +3260,7 @@
         <w:rPr>
           <w:lang w:val="pt_PT" w:bidi="pt_PT"/>
         </w:rPr>
-        <w:t xml:space="preserve"> Em Jerusalém e nas cidades de Judá, mulheres e moças são violentadas em público.</w:t>
+        <w:t xml:space="preserve"> Em Sião, mulheres são violentadas; nas cidades de Judá, as moças são abusadas.</w:t>
       </w:r>
     </w:p>
     <w:p>
@@ -3344,7 +3344,7 @@
         <w:rPr>
           <w:lang w:val="pt_PT" w:bidi="pt_PT"/>
         </w:rPr>
-        <w:t xml:space="preserve"> A alegria saiu do nosso coração; nossas danças se tornaram pranto.</w:t>
+        <w:t xml:space="preserve"> A alegria desapareceu do nosso coração; nossas danças se transformaram em pranto.</w:t>
       </w:r>
     </w:p>
     <w:p>
@@ -3470,7 +3470,7 @@
         <w:rPr>
           <w:lang w:val="pt_PT" w:bidi="pt_PT"/>
         </w:rPr>
-        <w:t xml:space="preserve"> Restaura-nos, SENHOR, e faremos o caminho de volta; renova nossos dias como nos tempos antigos.</w:t>
+        <w:t xml:space="preserve"> Restaura-nos para ti, SENHOR, e nós voltaremos; renova nossos dias como nos tempos antigos.</w:t>
       </w:r>
     </w:p>
     <w:p>
